--- a/docs/综合项目管理系统用户使用手册-v3.0.68.docx
+++ b/docs/综合项目管理系统用户使用手册-v3.0.68.docx
@@ -2252,7 +2252,7 @@
                 <w:b w:val="0"/>
                 <w:sz w:val="21"/>
               </w:rPr>
-              <w:t>集成与通知、管理员管理、复核岗位、基础配置</w:t>
+              <w:t>集成与通知、权限管理、复核岗位、基础配置</w:t>
             </w:r>
           </w:p>
         </w:tc>
@@ -7744,7 +7744,7 @@
           <w:color w:val="000000"/>
           <w:sz w:val="26"/>
         </w:rPr>
-        <w:t>9.3 管理员管理与权限</w:t>
+        <w:t>9.3 权限管理与权限</w:t>
       </w:r>
     </w:p>
     <w:p>
@@ -7799,7 +7799,7 @@
           <w:color w:val="64748B"/>
           <w:sz w:val="17"/>
         </w:rPr>
-        <w:t>图 9-3 管理员管理：角色、菜单、操作权限和数据范围集中配置。</w:t>
+        <w:t>图 9-3 权限管理：角色、菜单、操作权限和数据范围集中配置。</w:t>
       </w:r>
     </w:p>
     <w:p>
@@ -7813,7 +7813,7 @@
           <w:color w:val="243B3A"/>
           <w:sz w:val="20"/>
         </w:rPr>
-        <w:t>进入“管理员管理”。</w:t>
+        <w:t>进入“权限管理”。</w:t>
       </w:r>
     </w:p>
     <w:p>
